--- a/AI for Engineers Course/Week 1/Week1_Exercise_Solutions.docx
+++ b/AI for Engineers Course/Week 1/Week1_Exercise_Solutions.docx
@@ -172,6 +172,107 @@
 })
 print(df.loc[df["age"] &gt; 30])  # Rows where age &gt; 30
 print(df.iloc[0:3])  # First 3 rows</w:t>
+      </w:r>
+    </w:p>
+    <w:p/>
+    <w:p>
+      <w:pPr>
+        <w:pStyle w:val="Heading3"/>
+        <w:rPr>
+          <w:rFonts w:ascii="Arial" w:cs="Arial" w:eastAsia="Arial" w:hAnsi="Arial"/>
+          <w:b/>
+          <w:bCs/>
+          <w:color w:val="2E86AB"/>
+          <w:sz w:val="24"/>
+          <w:szCs w:val="24"/>
+        </w:rPr>
+      </w:pPr>
+      <w:r>
+        <w:t xml:space="preserve">Exercise 5 Solution: Pandas Data Manipulation</w:t>
+      </w:r>
+    </w:p>
+    <w:p>
+      <w:pPr>
+        <w:pStyle w:val="Intense Quote"/>
+        <w:rPr>
+          <w:rFonts w:ascii="Courier New" w:cs="Courier New" w:eastAsia="Courier New" w:hAnsi="Courier New"/>
+          <w:color w:val="1A1A2E"/>
+          <w:sz w:val="20"/>
+          <w:szCs w:val="20"/>
+        </w:rPr>
+      </w:pPr>
+      <w:r>
+        <w:t xml:space="preserve">import pandas as pd
+import numpy as np
+# Create a 100-row CSV
+rng = np.random.default_rng(42)
+df = pd.DataFrame({
+    "department": rng.choice(["eng", "sales", "ops"], 100),
+    "salary": rng.integers(40000, 120000, 100).astype(float),
+    "age": rng.integers(22, 65, 100).astype(float),
+})
+df.loc[rng.choice(100, 8, replace=False), "salary"] = np.nan  # inject missing
+df.to_csv("staff.csv", index=False)
+# Load and analyze
+data = pd.read_csv("staff.csv")
+print(data[["salary", "age"]].agg(["mean", "median", "std"]))
+# Identify and fill missing values
+print("Missing per column:\n", data.isna().sum())
+data["salary"] = data["salary"].fillna(data["salary"].median())
+# Group by categorical column and sum
+print(data.groupby("department")["salary"].sum())</w:t>
+      </w:r>
+    </w:p>
+    <w:p/>
+    <w:p>
+      <w:pPr>
+        <w:pStyle w:val="Heading3"/>
+        <w:rPr>
+          <w:rFonts w:ascii="Arial" w:cs="Arial" w:eastAsia="Arial" w:hAnsi="Arial"/>
+          <w:b/>
+          <w:bCs/>
+          <w:color w:val="2E86AB"/>
+          <w:sz w:val="24"/>
+          <w:szCs w:val="24"/>
+        </w:rPr>
+      </w:pPr>
+      <w:r>
+        <w:t xml:space="preserve">Exercise 6 Solution: Environment &amp; Dependency Management</w:t>
+      </w:r>
+    </w:p>
+    <w:p>
+      <w:pPr>
+        <w:pStyle w:val="Intense Quote"/>
+        <w:rPr>
+          <w:rFonts w:ascii="Courier New" w:cs="Courier New" w:eastAsia="Courier New" w:hAnsi="Courier New"/>
+          <w:color w:val="1A1A2E"/>
+          <w:sz w:val="20"/>
+          <w:szCs w:val="20"/>
+        </w:rPr>
+      </w:pPr>
+      <w:r>
+        <w:t xml:space="preserve"># Shell commands (macOS/Linux)
+python3 -m venv .venv
+source .venv/bin/activate
+pip install numpy pandas requests
+pip freeze &gt; requirements.txt
+cat requirements.txt   # numpy==..., pandas==..., requests==...
+# pyproject.toml
+[project]
+name = "ai-engineering-week1"
+version = "0.1.0"
+description = "Week 1 exercises for AI for Engineers"
+requires-python = "&gt;=3.10"
+dependencies = [
+    "numpy&gt;=1.26",
+    "pandas&gt;=2.0",
+    "requests&gt;=2.31",
+]
+[build-system]
+requires = ["setuptools&gt;=68"]
+build-backend = "setuptools.build_meta"
+# Verify: deactivate, recreate from requirements.txt
+# pip install -r requirements.txt reproduces the environment</w:t>
       </w:r>
     </w:p>
     <w:p/>
@@ -216,6 +317,56 @@
         "https://api.github.com/users/gvanrossum"]
 results = asyncio.run(fetch_all(urls))
 print(f"Fetched {len(results)} responses")</w:t>
+      </w:r>
+    </w:p>
+    <w:p/>
+    <w:p>
+      <w:pPr>
+        <w:pStyle w:val="Heading3"/>
+        <w:rPr>
+          <w:rFonts w:ascii="Arial" w:cs="Arial" w:eastAsia="Arial" w:hAnsi="Arial"/>
+          <w:b/>
+          <w:bCs/>
+          <w:color w:val="2E86AB"/>
+          <w:sz w:val="24"/>
+          <w:szCs w:val="24"/>
+        </w:rPr>
+      </w:pPr>
+      <w:r>
+        <w:t xml:space="preserve">Exercise 8 Solution: Generators for Streaming Data</w:t>
+      </w:r>
+    </w:p>
+    <w:p>
+      <w:pPr>
+        <w:pStyle w:val="Intense Quote"/>
+        <w:rPr>
+          <w:rFonts w:ascii="Courier New" w:cs="Courier New" w:eastAsia="Courier New" w:hAnsi="Courier New"/>
+          <w:color w:val="1A1A2E"/>
+          <w:sz w:val="20"/>
+          <w:szCs w:val="20"/>
+        </w:rPr>
+      </w:pPr>
+      <w:r>
+        <w:t xml:space="preserve">import csv
+import sys
+def fibonacci(limit=100):
+    a, b = 0, 1
+    while a &lt;= limit:
+        yield a
+        a, b = b, a + b
+print(list(fibonacci()))   # [0, 1, 1, 2, 3, 5, 8, 13, 21, 34, 55, 89]
+def read_csv_rows(path):
+    """Yield one row at a time; never loads the whole file."""
+    with open(path, newline="") as f:
+        for row in csv.DictReader(f):
+            yield row
+# Memory comparison
+rows_loaded = list(csv.DictReader(open("big.csv")))      # entire file in RAM
+gen = read_csv_rows("big.csv")                            # ~constant memory
+print(f"list size: {sys.getsizeof(rows_loaded)} bytes")
+print(f"generator size: {sys.getsizeof(gen)} bytes")      # ~200 bytes
+total = sum(1 for _ in read_csv_rows("big.csv"))          # streams the file
+print(f"rows processed: {total}")</w:t>
       </w:r>
     </w:p>
     <w:p/>
@@ -287,6 +438,110 @@
         </w:rPr>
       </w:pPr>
       <w:r>
+        <w:t xml:space="preserve">Exercise 10 Solution: Logging Decorator</w:t>
+      </w:r>
+    </w:p>
+    <w:p>
+      <w:pPr>
+        <w:pStyle w:val="Intense Quote"/>
+        <w:rPr>
+          <w:rFonts w:ascii="Courier New" w:cs="Courier New" w:eastAsia="Courier New" w:hAnsi="Courier New"/>
+          <w:color w:val="1A1A2E"/>
+          <w:sz w:val="20"/>
+          <w:szCs w:val="20"/>
+        </w:rPr>
+      </w:pPr>
+      <w:r>
+        <w:t xml:space="preserve">import functools
+import logging
+import time
+logging.basicConfig(level=logging.INFO, format="%(asctime)s %(message)s")
+log = logging.getLogger(__name__)
+def log_calls(func):
+    @functools.wraps(func)
+    def wrapper(*args, **kwargs):
+        start = time.perf_counter()
+        result = func(*args, **kwargs)
+        elapsed = (time.perf_counter() - start) * 1000
+        log.info("%s(args=%r, kwargs=%r) -&gt; %r [%.2f ms]",
+                 func.__name__, args, kwargs, result, elapsed)
+        return result
+    return wrapper
+@log_calls
+def add(a, b): return a + b
+@log_calls
+def slow_square(n):
+    time.sleep(0.1)
+    return n * n
+@log_calls
+def greet(name, punctuation="!"): return f"Hello, {name}{punctuation}"
+add(2, 3)
+slow_square(7)
+greet("Ada", punctuation="?")</w:t>
+      </w:r>
+    </w:p>
+    <w:p/>
+    <w:p>
+      <w:pPr>
+        <w:pStyle w:val="Heading3"/>
+        <w:rPr>
+          <w:rFonts w:ascii="Arial" w:cs="Arial" w:eastAsia="Arial" w:hAnsi="Arial"/>
+          <w:b/>
+          <w:bCs/>
+          <w:color w:val="2E86AB"/>
+          <w:sz w:val="24"/>
+          <w:szCs w:val="24"/>
+        </w:rPr>
+      </w:pPr>
+      <w:r>
+        <w:t xml:space="preserve">Exercise 11 Solution: Type Hints &amp; mypy</w:t>
+      </w:r>
+    </w:p>
+    <w:p>
+      <w:pPr>
+        <w:pStyle w:val="Intense Quote"/>
+        <w:rPr>
+          <w:rFonts w:ascii="Courier New" w:cs="Courier New" w:eastAsia="Courier New" w:hAnsi="Courier New"/>
+          <w:color w:val="1A1A2E"/>
+          <w:sz w:val="20"/>
+          <w:szCs w:val="20"/>
+        </w:rPr>
+      </w:pPr>
+      <w:r>
+        <w:t xml:space="preserve">from typing import Dict, List, Optional
+def tally_scores(scores: Dict[str, List[int]]) -&gt; Dict[str, int]:
+    return {player: sum(values) for player, values in scores.items()}
+def find_user(users: List[str], name: str) -&gt; Optional[str]:
+    return name if name in users else None
+def format_id(user_id: int, prefix: Optional[str] = None) -&gt; str:
+    return f"{prefix or 'usr'}-{user_id:06d}"
+print(tally_scores({"alice": [10, 20], "bob": [5]}))
+print(find_user(["alice", "bob"], "carol"))   # None
+print(format_id(42))                           # usr-000042
+# Run: mypy exercise11.py  -&gt; Success: no issues found
+# Intentional type errors mypy catches:
+# tally_scores({"alice": "not-a-list"})
+#   error: Dict entry has incompatible type "str": "str"
+# format_id("42")
+#   error: Argument 1 has incompatible type "str"; expected "int"
+# result: str = find_user([], "x")
+#   error: Incompatible types (Optional[str] vs str)</w:t>
+      </w:r>
+    </w:p>
+    <w:p/>
+    <w:p>
+      <w:pPr>
+        <w:pStyle w:val="Heading3"/>
+        <w:rPr>
+          <w:rFonts w:ascii="Arial" w:cs="Arial" w:eastAsia="Arial" w:hAnsi="Arial"/>
+          <w:b/>
+          <w:bCs/>
+          <w:color w:val="2E86AB"/>
+          <w:sz w:val="24"/>
+          <w:szCs w:val="24"/>
+        </w:rPr>
+      </w:pPr>
+      <w:r>
         <w:t xml:space="preserve">Exercise 12 Solution: Dataclass</w:t>
       </w:r>
     </w:p>
@@ -318,6 +573,64 @@
         }
 user = User(1, "alice", "alice@example.com", datetime.now())
 print(user.to_dict())</w:t>
+      </w:r>
+    </w:p>
+    <w:p/>
+    <w:p>
+      <w:pPr>
+        <w:pStyle w:val="Heading3"/>
+        <w:rPr>
+          <w:rFonts w:ascii="Arial" w:cs="Arial" w:eastAsia="Arial" w:hAnsi="Arial"/>
+          <w:b/>
+          <w:bCs/>
+          <w:color w:val="2E86AB"/>
+          <w:sz w:val="24"/>
+          <w:szCs w:val="24"/>
+        </w:rPr>
+      </w:pPr>
+      <w:r>
+        <w:t xml:space="preserve">Exercise 13 Solution: JSON Parsing &amp; Validation</w:t>
+      </w:r>
+    </w:p>
+    <w:p>
+      <w:pPr>
+        <w:pStyle w:val="Intense Quote"/>
+        <w:rPr>
+          <w:rFonts w:ascii="Courier New" w:cs="Courier New" w:eastAsia="Courier New" w:hAnsi="Courier New"/>
+          <w:color w:val="1A1A2E"/>
+          <w:sz w:val="20"/>
+          <w:szCs w:val="20"/>
+        </w:rPr>
+      </w:pPr>
+      <w:r>
+        <w:t xml:space="preserve">import json
+import requests
+import pandas as pd
+from jsonschema import validate, ValidationError
+schema = {
+    "type": "array",
+    "items": {
+        "type": "object",
+        "properties": {
+            "id": {"type": "number"},
+            "title": {"type": "string"},
+            "userId": {"type": "number"},
+        },
+        "required": ["id", "title", "userId"],
+    },
+}
+try:
+    resp = requests.get("https://jsonplaceholder.typicode.com/posts", timeout=10)
+    data = resp.json()                      # may raise JSONDecodeError
+    validate(instance=data, schema=schema)  # may raise ValidationError
+except json.JSONDecodeError as e:
+    print(f"Response was not valid JSON: {e}")
+    data = []
+except ValidationError as e:
+    print(f"JSON structure invalid: {e.message}")
+    data = []
+df = pd.DataFrame(data)
+print(df[["userId", "id", "title"]].head())</w:t>
       </w:r>
     </w:p>
     <w:p/>
@@ -381,6 +694,124 @@
         self.session.close()</w:t>
       </w:r>
     </w:p>
+    <w:p>
+      <w:pPr>
+        <w:pStyle w:val="Heading3"/>
+        <w:rPr>
+          <w:rFonts w:ascii="Arial" w:cs="Arial" w:eastAsia="Arial" w:hAnsi="Arial"/>
+          <w:b/>
+          <w:bCs/>
+          <w:color w:val="2E86AB"/>
+          <w:sz w:val="24"/>
+          <w:szCs w:val="24"/>
+        </w:rPr>
+      </w:pPr>
+      <w:r>
+        <w:t xml:space="preserve">Exercise 15 Solution: Streaming &amp; Rate Limiting</w:t>
+      </w:r>
+    </w:p>
+    <w:p>
+      <w:pPr>
+        <w:pStyle w:val="Intense Quote"/>
+        <w:rPr>
+          <w:rFonts w:ascii="Courier New" w:cs="Courier New" w:eastAsia="Courier New" w:hAnsi="Courier New"/>
+          <w:color w:val="1A1A2E"/>
+          <w:sz w:val="20"/>
+          <w:szCs w:val="20"/>
+        </w:rPr>
+      </w:pPr>
+      <w:r>
+        <w:t xml:space="preserve">import time
+import requests
+BASE = "https://api.github.com"
+def fetch_paginated(endpoint, max_pages=5):
+    """Follow pagination, respect rate limits, back off on 429."""
+    url = f"{BASE}{endpoint}?per_page=50"
+    backoff = 1
+    page = 0
+    while url and page &lt; max_pages:
+        resp = requests.get(url, timeout=15)
+        remaining = int(resp.headers.get("X-RateLimit-Remaining", 1))
+        if resp.status_code == 429 or remaining == 0:
+            retry_after = int(resp.headers.get("Retry-After", backoff))
+            print(f"Rate limited; sleeping {retry_after}s")
+            time.sleep(retry_after)
+            backoff = min(backoff * 2, 60)   # exponential backoff, capped
+            continue
+        resp.raise_for_status()
+        backoff = 1
+        yield from resp.json()
+        url = resp.links.get("next", {}).get("url")  # pagination via Link header
+        page += 1
+def stream_large_response(url, chunk_size=8192):
+    """Stream body to disk without loading it into memory."""
+    with requests.get(url, stream=True, timeout=30) as resp:
+        resp.raise_for_status()
+        with open("download.bin", "wb") as f:
+            for chunk in resp.iter_content(chunk_size=chunk_size):
+                f.write(chunk)
+for repo in fetch_paginated("/users/python/repos"):
+    print(repo["name"])</w:t>
+      </w:r>
+    </w:p>
+    <w:p/>
+    <w:p>
+      <w:pPr>
+        <w:pStyle w:val="Heading3"/>
+        <w:rPr>
+          <w:rFonts w:ascii="Arial" w:cs="Arial" w:eastAsia="Arial" w:hAnsi="Arial"/>
+          <w:b/>
+          <w:bCs/>
+          <w:color w:val="2E86AB"/>
+          <w:sz w:val="24"/>
+          <w:szCs w:val="24"/>
+        </w:rPr>
+      </w:pPr>
+      <w:r>
+        <w:t xml:space="preserve">Exercise 16 Solution: Multi-Format Data Processing</w:t>
+      </w:r>
+    </w:p>
+    <w:p>
+      <w:pPr>
+        <w:pStyle w:val="Intense Quote"/>
+        <w:rPr>
+          <w:rFonts w:ascii="Courier New" w:cs="Courier New" w:eastAsia="Courier New" w:hAnsi="Courier New"/>
+          <w:color w:val="1A1A2E"/>
+          <w:sz w:val="20"/>
+          <w:szCs w:val="20"/>
+        </w:rPr>
+      </w:pPr>
+      <w:r>
+        <w:t xml:space="preserve">import time
+import pandas as pd
+import yaml
+# config.yaml
+# input_csv: staff.csv
+# numeric_column: salary
+# group_by: department
+# outputs: [json, parquet]
+with open("config.yaml") as f:
+    cfg = yaml.safe_load(f)
+df = pd.read_csv(cfg["input_csv"])
+summary = df.groupby(cfg["group_by"])[cfg["numeric_column"]].mean().reset_index()
+timings = {}
+if "json" in cfg["outputs"]:
+    t0 = time.perf_counter()
+    df.to_json("output.json", orient="records")
+    timings["json_write"] = time.perf_counter() - t0
+if "parquet" in cfg["outputs"]:
+    t0 = time.perf_counter()
+    df.to_parquet("output.parquet")
+    timings["parquet_write"] = time.perf_counter() - t0
+t0 = time.perf_counter(); pd.read_json("output.json"); timings["json_read"] = time.perf_counter() - t0
+t0 = time.perf_counter(); pd.read_parquet("output.parquet"); timings["parquet_read"] = time.perf_counter() - t0
+for op, secs in timings.items():
+    print(f"{op}: {secs*1000:.1f} ms")
+# Typical result: Parquet is 3-10x faster to read and ~5x smaller on disk;
+# JSON stays human-readable and universally consumable.</w:t>
+      </w:r>
+    </w:p>
+    <w:p/>
     <w:sectPr>
       <w:pgSz w:w="11906" w:h="16838" w:orient="portrait"/>
       <w:pgMar w:top="1440" w:right="1440" w:bottom="1440" w:left="1440" w:header="708" w:footer="708" w:gutter="0"/>
